--- a/Avalanche_Supplementary.docx
+++ b/Avalanche_Supplementary.docx
@@ -815,7 +815,13 @@
         <w:tblLook w:firstColumn="1" w:firstRow="1" w:lastColumn="0" w:lastRow="0" w:noHBand="0" w:noVBand="1" w:val="04A0"/>
       </w:tblPr>
       <w:tblGrid>
-        <w:gridCol w:w="8640"/>
+        <w:gridCol w:w="1234"/>
+        <w:gridCol w:w="1234"/>
+        <w:gridCol w:w="1234"/>
+        <w:gridCol w:w="1234"/>
+        <w:gridCol w:w="1234"/>
+        <w:gridCol w:w="1234"/>
+        <w:gridCol w:w="1234"/>
       </w:tblGrid>
       <w:tr>
         <w:tc>
@@ -830,6 +836,496 @@
                 <w:sz w:val="18"/>
               </w:rPr>
               <w:t>Displacement direction</w:t>
+            </w:r>
+          </w:p>
+        </w:tc>
+        <w:tc>
+          <w:tcPr>
+            <w:tcW w:type="dxa" w:w="893"/>
+          </w:tcPr>
+          <w:p>
+            <w:r/>
+            <w:r>
+              <w:rPr>
+                <w:b/>
+                <w:sz w:val="18"/>
+              </w:rPr>
+              <w:t>δ=0</w:t>
+            </w:r>
+          </w:p>
+        </w:tc>
+        <w:tc>
+          <w:tcPr>
+            <w:tcW w:type="dxa" w:w="893"/>
+          </w:tcPr>
+          <w:p>
+            <w:r/>
+            <w:r>
+              <w:rPr>
+                <w:b/>
+                <w:sz w:val="18"/>
+              </w:rPr>
+              <w:t>δ=1</w:t>
+            </w:r>
+          </w:p>
+        </w:tc>
+        <w:tc>
+          <w:tcPr>
+            <w:tcW w:type="dxa" w:w="893"/>
+          </w:tcPr>
+          <w:p>
+            <w:r/>
+            <w:r>
+              <w:rPr>
+                <w:b/>
+                <w:sz w:val="18"/>
+              </w:rPr>
+              <w:t>δ=2</w:t>
+            </w:r>
+          </w:p>
+        </w:tc>
+        <w:tc>
+          <w:tcPr>
+            <w:tcW w:type="dxa" w:w="893"/>
+          </w:tcPr>
+          <w:p>
+            <w:r/>
+            <w:r>
+              <w:rPr>
+                <w:b/>
+                <w:sz w:val="18"/>
+              </w:rPr>
+              <w:t>δ=3</w:t>
+            </w:r>
+          </w:p>
+        </w:tc>
+        <w:tc>
+          <w:tcPr>
+            <w:tcW w:type="dxa" w:w="893"/>
+          </w:tcPr>
+          <w:p>
+            <w:r/>
+            <w:r>
+              <w:rPr>
+                <w:b/>
+                <w:sz w:val="18"/>
+              </w:rPr>
+              <w:t>δ=4</w:t>
+            </w:r>
+          </w:p>
+        </w:tc>
+        <w:tc>
+          <w:tcPr>
+            <w:tcW w:type="dxa" w:w="893"/>
+          </w:tcPr>
+          <w:p>
+            <w:r/>
+            <w:r>
+              <w:rPr>
+                <w:b/>
+                <w:sz w:val="18"/>
+              </w:rPr>
+              <w:t>δ=6</w:t>
+            </w:r>
+          </w:p>
+        </w:tc>
+      </w:tr>
+      <w:tr>
+        <w:tc>
+          <w:tcPr>
+            <w:tcW w:type="dxa" w:w="3024"/>
+          </w:tcPr>
+          <w:p>
+            <w:r/>
+            <w:r>
+              <w:rPr>
+                <w:sz w:val="18"/>
+              </w:rPr>
+              <w:t>30% along informative axis</w:t>
+            </w:r>
+          </w:p>
+        </w:tc>
+        <w:tc>
+          <w:tcPr>
+            <w:tcW w:type="dxa" w:w="893"/>
+          </w:tcPr>
+          <w:p>
+            <w:r/>
+            <w:r>
+              <w:rPr>
+                <w:sz w:val="18"/>
+              </w:rPr>
+              <w:t>0.511</w:t>
+            </w:r>
+          </w:p>
+        </w:tc>
+        <w:tc>
+          <w:tcPr>
+            <w:tcW w:type="dxa" w:w="893"/>
+          </w:tcPr>
+          <w:p>
+            <w:r/>
+            <w:r>
+              <w:rPr>
+                <w:sz w:val="18"/>
+              </w:rPr>
+              <w:t>0.750</w:t>
+            </w:r>
+          </w:p>
+        </w:tc>
+        <w:tc>
+          <w:tcPr>
+            <w:tcW w:type="dxa" w:w="893"/>
+          </w:tcPr>
+          <w:p>
+            <w:r/>
+            <w:r>
+              <w:rPr>
+                <w:sz w:val="18"/>
+              </w:rPr>
+              <w:t>0.922</w:t>
+            </w:r>
+          </w:p>
+        </w:tc>
+        <w:tc>
+          <w:tcPr>
+            <w:tcW w:type="dxa" w:w="893"/>
+          </w:tcPr>
+          <w:p>
+            <w:r/>
+            <w:r>
+              <w:rPr>
+                <w:sz w:val="18"/>
+              </w:rPr>
+              <w:t>0.981</w:t>
+            </w:r>
+          </w:p>
+        </w:tc>
+        <w:tc>
+          <w:tcPr>
+            <w:tcW w:type="dxa" w:w="893"/>
+          </w:tcPr>
+          <w:p>
+            <w:r/>
+            <w:r>
+              <w:rPr>
+                <w:sz w:val="18"/>
+              </w:rPr>
+              <w:t>0.996</w:t>
+            </w:r>
+          </w:p>
+        </w:tc>
+        <w:tc>
+          <w:tcPr>
+            <w:tcW w:type="dxa" w:w="893"/>
+          </w:tcPr>
+          <w:p>
+            <w:r/>
+            <w:r>
+              <w:rPr>
+                <w:sz w:val="18"/>
+              </w:rPr>
+              <w:t>1.000</w:t>
+            </w:r>
+          </w:p>
+        </w:tc>
+      </w:tr>
+      <w:tr>
+        <w:tc>
+          <w:tcPr>
+            <w:tcW w:type="dxa" w:w="3024"/>
+          </w:tcPr>
+          <w:p>
+            <w:r/>
+            <w:r>
+              <w:rPr>
+                <w:sz w:val="18"/>
+              </w:rPr>
+              <w:t>random direction</w:t>
+            </w:r>
+          </w:p>
+        </w:tc>
+        <w:tc>
+          <w:tcPr>
+            <w:tcW w:type="dxa" w:w="893"/>
+          </w:tcPr>
+          <w:p>
+            <w:r/>
+            <w:r>
+              <w:rPr>
+                <w:sz w:val="18"/>
+              </w:rPr>
+              <w:t>0.511</w:t>
+            </w:r>
+          </w:p>
+        </w:tc>
+        <w:tc>
+          <w:tcPr>
+            <w:tcW w:type="dxa" w:w="893"/>
+          </w:tcPr>
+          <w:p>
+            <w:r/>
+            <w:r>
+              <w:rPr>
+                <w:sz w:val="18"/>
+              </w:rPr>
+              <w:t>0.738</w:t>
+            </w:r>
+          </w:p>
+        </w:tc>
+        <w:tc>
+          <w:tcPr>
+            <w:tcW w:type="dxa" w:w="893"/>
+          </w:tcPr>
+          <w:p>
+            <w:r/>
+            <w:r>
+              <w:rPr>
+                <w:sz w:val="18"/>
+              </w:rPr>
+              <w:t>0.914</w:t>
+            </w:r>
+          </w:p>
+        </w:tc>
+        <w:tc>
+          <w:tcPr>
+            <w:tcW w:type="dxa" w:w="893"/>
+          </w:tcPr>
+          <w:p>
+            <w:r/>
+            <w:r>
+              <w:rPr>
+                <w:sz w:val="18"/>
+              </w:rPr>
+              <w:t>0.980</w:t>
+            </w:r>
+          </w:p>
+        </w:tc>
+        <w:tc>
+          <w:tcPr>
+            <w:tcW w:type="dxa" w:w="893"/>
+          </w:tcPr>
+          <w:p>
+            <w:r/>
+            <w:r>
+              <w:rPr>
+                <w:sz w:val="18"/>
+              </w:rPr>
+              <w:t>0.998</w:t>
+            </w:r>
+          </w:p>
+        </w:tc>
+        <w:tc>
+          <w:tcPr>
+            <w:tcW w:type="dxa" w:w="893"/>
+          </w:tcPr>
+          <w:p>
+            <w:r/>
+            <w:r>
+              <w:rPr>
+                <w:sz w:val="18"/>
+              </w:rPr>
+              <w:t>1.000</w:t>
+            </w:r>
+          </w:p>
+        </w:tc>
+      </w:tr>
+      <w:tr>
+        <w:tc>
+          <w:tcPr>
+            <w:tcW w:type="dxa" w:w="3024"/>
+          </w:tcPr>
+          <w:p>
+            <w:r/>
+            <w:r>
+              <w:rPr>
+                <w:sz w:val="18"/>
+              </w:rPr>
+              <w:t>single axis</w:t>
+            </w:r>
+          </w:p>
+        </w:tc>
+        <w:tc>
+          <w:tcPr>
+            <w:tcW w:type="dxa" w:w="893"/>
+          </w:tcPr>
+          <w:p>
+            <w:r/>
+            <w:r>
+              <w:rPr>
+                <w:sz w:val="18"/>
+              </w:rPr>
+              <w:t>0.511</w:t>
+            </w:r>
+          </w:p>
+        </w:tc>
+        <w:tc>
+          <w:tcPr>
+            <w:tcW w:type="dxa" w:w="893"/>
+          </w:tcPr>
+          <w:p>
+            <w:r/>
+            <w:r>
+              <w:rPr>
+                <w:sz w:val="18"/>
+              </w:rPr>
+              <w:t>0.749</w:t>
+            </w:r>
+          </w:p>
+        </w:tc>
+        <w:tc>
+          <w:tcPr>
+            <w:tcW w:type="dxa" w:w="893"/>
+          </w:tcPr>
+          <w:p>
+            <w:r/>
+            <w:r>
+              <w:rPr>
+                <w:sz w:val="18"/>
+              </w:rPr>
+              <w:t>0.919</w:t>
+            </w:r>
+          </w:p>
+        </w:tc>
+        <w:tc>
+          <w:tcPr>
+            <w:tcW w:type="dxa" w:w="893"/>
+          </w:tcPr>
+          <w:p>
+            <w:r/>
+            <w:r>
+              <w:rPr>
+                <w:sz w:val="18"/>
+              </w:rPr>
+              <w:t>0.979</w:t>
+            </w:r>
+          </w:p>
+        </w:tc>
+        <w:tc>
+          <w:tcPr>
+            <w:tcW w:type="dxa" w:w="893"/>
+          </w:tcPr>
+          <w:p>
+            <w:r/>
+            <w:r>
+              <w:rPr>
+                <w:sz w:val="18"/>
+              </w:rPr>
+              <w:t>0.994</w:t>
+            </w:r>
+          </w:p>
+        </w:tc>
+        <w:tc>
+          <w:tcPr>
+            <w:tcW w:type="dxa" w:w="893"/>
+          </w:tcPr>
+          <w:p>
+            <w:r/>
+            <w:r>
+              <w:rPr>
+                <w:sz w:val="18"/>
+              </w:rPr>
+              <w:t>0.999</w:t>
+            </w:r>
+          </w:p>
+        </w:tc>
+      </w:tr>
+      <w:tr>
+        <w:tc>
+          <w:tcPr>
+            <w:tcW w:type="dxa" w:w="3024"/>
+          </w:tcPr>
+          <w:p>
+            <w:r/>
+            <w:r>
+              <w:rPr>
+                <w:sz w:val="18"/>
+              </w:rPr>
+              <w:t>spread over 5 axes</w:t>
+            </w:r>
+          </w:p>
+        </w:tc>
+        <w:tc>
+          <w:tcPr>
+            <w:tcW w:type="dxa" w:w="893"/>
+          </w:tcPr>
+          <w:p>
+            <w:r/>
+            <w:r>
+              <w:rPr>
+                <w:sz w:val="18"/>
+              </w:rPr>
+              <w:t>0.511</w:t>
+            </w:r>
+          </w:p>
+        </w:tc>
+        <w:tc>
+          <w:tcPr>
+            <w:tcW w:type="dxa" w:w="893"/>
+          </w:tcPr>
+          <w:p>
+            <w:r/>
+            <w:r>
+              <w:rPr>
+                <w:sz w:val="18"/>
+              </w:rPr>
+              <w:t>0.754</w:t>
+            </w:r>
+          </w:p>
+        </w:tc>
+        <w:tc>
+          <w:tcPr>
+            <w:tcW w:type="dxa" w:w="893"/>
+          </w:tcPr>
+          <w:p>
+            <w:r/>
+            <w:r>
+              <w:rPr>
+                <w:sz w:val="18"/>
+              </w:rPr>
+              <w:t>0.918</w:t>
+            </w:r>
+          </w:p>
+        </w:tc>
+        <w:tc>
+          <w:tcPr>
+            <w:tcW w:type="dxa" w:w="893"/>
+          </w:tcPr>
+          <w:p>
+            <w:r/>
+            <w:r>
+              <w:rPr>
+                <w:sz w:val="18"/>
+              </w:rPr>
+              <w:t>0.980</w:t>
+            </w:r>
+          </w:p>
+        </w:tc>
+        <w:tc>
+          <w:tcPr>
+            <w:tcW w:type="dxa" w:w="893"/>
+          </w:tcPr>
+          <w:p>
+            <w:r/>
+            <w:r>
+              <w:rPr>
+                <w:sz w:val="18"/>
+              </w:rPr>
+              <w:t>0.996</w:t>
+            </w:r>
+          </w:p>
+        </w:tc>
+        <w:tc>
+          <w:tcPr>
+            <w:tcW w:type="dxa" w:w="893"/>
+          </w:tcPr>
+          <w:p>
+            <w:r/>
+            <w:r>
+              <w:rPr>
+                <w:sz w:val="18"/>
+              </w:rPr>
+              <w:t>1.000</w:t>
             </w:r>
           </w:p>
         </w:tc>
@@ -1812,7 +2308,7 @@
         <w:rPr>
           <w:sz w:val="22"/>
         </w:rPr>
-        <w:t>The decay tracks the room remaining on the AUC scale, which is bounded above by unity. At δ = 3 that room is 0.020 and the subtraction recovers 3% of the known skill: the information is destroyed rather than displaced, which is why no post-hoc arithmetic recovers it and why Section 4.2 reports an identifiability limit instead of a correction.</w:t>
+        <w:t>The phrase reported as true skill recovered is the ratio of two quantities, both in AUC units: the numerator is the reported AUC at that displacement minus the null-model AUC at the same displacement, and the denominator is the reference skill, defined as the AUC obtained with absences drawn without displacement, minus 0.5. A working correction would return 100% at every displacement, because true skill is held constant by construction. The decay instead tracks the room remaining on the AUC scale, which is bounded above by unity: at δ = 3 that room is 0.020 and the subtraction recovers 4% of the known skill. The information is destroyed rather than displaced, which is why Section 4.2 reports an identifiability limit instead of a correction.</w:t>
       </w:r>
     </w:p>
     <w:p>
@@ -2239,7 +2735,7 @@
         <w:rPr>
           <w:sz w:val="22"/>
         </w:rPr>
-        <w:t>designcheck.py in the repository runs the design comparison on any presence-only susceptibility dataset, independently of the rest of this code. Given a table of predictor values at event locations and a pool of candidate absence locations, it scores one model against several absence designs and reports the spread. Run on this study's own data with a pool spanning valley floor to avalanche-capable terrain, drawing absences at random from the pool — the common default — returns AUC 0.954 at a separability of 3.06, while matching on slope, elevation and aspect returns 0.930 at 2.15. The spread of 0.031 is produced entirely by the sampling.</w:t>
+        <w:t>designcheck.py in the repository runs the design comparison on any presence-only susceptibility dataset, independently of the rest of this code. Given a table of predictor values at event locations and a pool of candidate absence locations, it scores one model against several absence designs and reports the spread. Run on this study's own data with a pool spanning valley floor to avalanche-capable terrain, drawing absences at random from the pool — the common default — returns AUC 0.954 at a separability of 3.06, while the three matched designs return 0.923 to 0.930 at separabilities of 2.09 to 2.15. The spread across all four designs is 0.031, and 0.024 between the random default and the most thoroughly matched design. Either figure is produced entirely by the sampling, with presences, predictors and model unchanged.</w:t>
       </w:r>
     </w:p>
     <w:sectPr>

--- a/Avalanche_Supplementary.docx
+++ b/Avalanche_Supplementary.docx
@@ -2738,6 +2738,577 @@
         <w:t>designcheck.py in the repository runs the design comparison on any presence-only susceptibility dataset, independently of the rest of this code. Given a table of predictor values at event locations and a pool of candidate absence locations, it scores one model against several absence designs and reports the spread. Run on this study's own data with a pool spanning valley floor to avalanche-capable terrain, drawing absences at random from the pool — the common default — returns AUC 0.954 at a separability of 3.06, while the three matched designs return 0.923 to 0.930 at separabilities of 2.09 to 2.15. The spread across all four designs is 0.031, and 0.024 between the random default and the most thoroughly matched design. Either figure is produced entirely by the sampling, with presences, predictors and model unchanged.</w:t>
       </w:r>
     </w:p>
+    <w:p>
+      <w:pPr>
+        <w:pStyle w:val="Heading1"/>
+      </w:pPr>
+      <w:r>
+        <w:rPr>
+          <w:color w:val="0B3D5C"/>
+        </w:rPr>
+        <w:t>S6  Invariance to the presence-to-background ratio</w:t>
+      </w:r>
+    </w:p>
+    <w:p>
+      <w:r>
+        <w:rPr>
+          <w:sz w:val="22"/>
+        </w:rPr>
+        <w:t>Susceptibility studies draw background points at ratios from 1:1 to 1:10 and the choice is rarely justified. Because a ratio change alters both the class balance and the effective sample size, the null arm was repeated across four ratios. Null-model AUC varies by at most 0.024 at any displacement, so the inflation reported in Section 4.1 is not an artefact of the 1:1 design used elsewhere in this work.</w:t>
+      </w:r>
+    </w:p>
+    <w:p>
+      <w:r>
+        <w:rPr>
+          <w:b/>
+          <w:sz w:val="19"/>
+        </w:rPr>
+        <w:t>Table S6. Null-model AUC by presence-to-background ratio.</w:t>
+      </w:r>
+    </w:p>
+    <w:tbl>
+      <w:tblPr>
+        <w:tblStyle w:val="LightGrid-Accent1"/>
+        <w:tblW w:type="auto" w:w="0"/>
+        <w:tblLook w:firstColumn="1" w:firstRow="1" w:lastColumn="0" w:lastRow="0" w:noHBand="0" w:noVBand="1" w:val="04A0"/>
+      </w:tblPr>
+      <w:tblGrid>
+        <w:gridCol w:w="1234"/>
+        <w:gridCol w:w="1234"/>
+        <w:gridCol w:w="1234"/>
+        <w:gridCol w:w="1234"/>
+        <w:gridCol w:w="1234"/>
+        <w:gridCol w:w="1234"/>
+        <w:gridCol w:w="1234"/>
+      </w:tblGrid>
+      <w:tr>
+        <w:tc>
+          <w:tcPr>
+            <w:tcW w:type="dxa" w:w="2592"/>
+          </w:tcPr>
+          <w:p>
+            <w:r/>
+            <w:r>
+              <w:rPr>
+                <w:b/>
+                <w:sz w:val="18"/>
+              </w:rPr>
+              <w:t>Presence : background</w:t>
+            </w:r>
+          </w:p>
+        </w:tc>
+        <w:tc>
+          <w:tcPr>
+            <w:tcW w:type="dxa" w:w="893"/>
+          </w:tcPr>
+          <w:p>
+            <w:r/>
+            <w:r>
+              <w:rPr>
+                <w:b/>
+                <w:sz w:val="18"/>
+              </w:rPr>
+              <w:t>d=0</w:t>
+            </w:r>
+          </w:p>
+        </w:tc>
+        <w:tc>
+          <w:tcPr>
+            <w:tcW w:type="dxa" w:w="893"/>
+          </w:tcPr>
+          <w:p>
+            <w:r/>
+            <w:r>
+              <w:rPr>
+                <w:b/>
+                <w:sz w:val="18"/>
+              </w:rPr>
+              <w:t>d=1</w:t>
+            </w:r>
+          </w:p>
+        </w:tc>
+        <w:tc>
+          <w:tcPr>
+            <w:tcW w:type="dxa" w:w="893"/>
+          </w:tcPr>
+          <w:p>
+            <w:r/>
+            <w:r>
+              <w:rPr>
+                <w:b/>
+                <w:sz w:val="18"/>
+              </w:rPr>
+              <w:t>d=2</w:t>
+            </w:r>
+          </w:p>
+        </w:tc>
+        <w:tc>
+          <w:tcPr>
+            <w:tcW w:type="dxa" w:w="893"/>
+          </w:tcPr>
+          <w:p>
+            <w:r/>
+            <w:r>
+              <w:rPr>
+                <w:b/>
+                <w:sz w:val="18"/>
+              </w:rPr>
+              <w:t>d=3</w:t>
+            </w:r>
+          </w:p>
+        </w:tc>
+        <w:tc>
+          <w:tcPr>
+            <w:tcW w:type="dxa" w:w="893"/>
+          </w:tcPr>
+          <w:p>
+            <w:r/>
+            <w:r>
+              <w:rPr>
+                <w:b/>
+                <w:sz w:val="18"/>
+              </w:rPr>
+              <w:t>d=4</w:t>
+            </w:r>
+          </w:p>
+        </w:tc>
+        <w:tc>
+          <w:tcPr>
+            <w:tcW w:type="dxa" w:w="893"/>
+          </w:tcPr>
+          <w:p>
+            <w:r/>
+            <w:r>
+              <w:rPr>
+                <w:b/>
+                <w:sz w:val="18"/>
+              </w:rPr>
+              <w:t>d=6</w:t>
+            </w:r>
+          </w:p>
+        </w:tc>
+      </w:tr>
+      <w:tr>
+        <w:tc>
+          <w:tcPr>
+            <w:tcW w:type="dxa" w:w="2592"/>
+          </w:tcPr>
+          <w:p>
+            <w:r/>
+            <w:r>
+              <w:rPr>
+                <w:sz w:val="18"/>
+              </w:rPr>
+              <w:t>1:1</w:t>
+            </w:r>
+          </w:p>
+        </w:tc>
+        <w:tc>
+          <w:tcPr>
+            <w:tcW w:type="dxa" w:w="893"/>
+          </w:tcPr>
+          <w:p>
+            <w:r/>
+            <w:r>
+              <w:rPr>
+                <w:sz w:val="18"/>
+              </w:rPr>
+              <w:t>0.496</w:t>
+            </w:r>
+          </w:p>
+        </w:tc>
+        <w:tc>
+          <w:tcPr>
+            <w:tcW w:type="dxa" w:w="893"/>
+          </w:tcPr>
+          <w:p>
+            <w:r/>
+            <w:r>
+              <w:rPr>
+                <w:sz w:val="18"/>
+              </w:rPr>
+              <w:t>0.737</w:t>
+            </w:r>
+          </w:p>
+        </w:tc>
+        <w:tc>
+          <w:tcPr>
+            <w:tcW w:type="dxa" w:w="893"/>
+          </w:tcPr>
+          <w:p>
+            <w:r/>
+            <w:r>
+              <w:rPr>
+                <w:sz w:val="18"/>
+              </w:rPr>
+              <w:t>0.909</w:t>
+            </w:r>
+          </w:p>
+        </w:tc>
+        <w:tc>
+          <w:tcPr>
+            <w:tcW w:type="dxa" w:w="893"/>
+          </w:tcPr>
+          <w:p>
+            <w:r/>
+            <w:r>
+              <w:rPr>
+                <w:sz w:val="18"/>
+              </w:rPr>
+              <w:t>0.973</w:t>
+            </w:r>
+          </w:p>
+        </w:tc>
+        <w:tc>
+          <w:tcPr>
+            <w:tcW w:type="dxa" w:w="893"/>
+          </w:tcPr>
+          <w:p>
+            <w:r/>
+            <w:r>
+              <w:rPr>
+                <w:sz w:val="18"/>
+              </w:rPr>
+              <w:t>0.992</w:t>
+            </w:r>
+          </w:p>
+        </w:tc>
+        <w:tc>
+          <w:tcPr>
+            <w:tcW w:type="dxa" w:w="893"/>
+          </w:tcPr>
+          <w:p>
+            <w:r/>
+            <w:r>
+              <w:rPr>
+                <w:sz w:val="18"/>
+              </w:rPr>
+              <w:t>1.000</w:t>
+            </w:r>
+          </w:p>
+        </w:tc>
+      </w:tr>
+      <w:tr>
+        <w:tc>
+          <w:tcPr>
+            <w:tcW w:type="dxa" w:w="2592"/>
+          </w:tcPr>
+          <w:p>
+            <w:r/>
+            <w:r>
+              <w:rPr>
+                <w:sz w:val="18"/>
+              </w:rPr>
+              <w:t>1:10</w:t>
+            </w:r>
+          </w:p>
+        </w:tc>
+        <w:tc>
+          <w:tcPr>
+            <w:tcW w:type="dxa" w:w="893"/>
+          </w:tcPr>
+          <w:p>
+            <w:r/>
+            <w:r>
+              <w:rPr>
+                <w:sz w:val="18"/>
+              </w:rPr>
+              <w:t>0.502</w:t>
+            </w:r>
+          </w:p>
+        </w:tc>
+        <w:tc>
+          <w:tcPr>
+            <w:tcW w:type="dxa" w:w="893"/>
+          </w:tcPr>
+          <w:p>
+            <w:r/>
+            <w:r>
+              <w:rPr>
+                <w:sz w:val="18"/>
+              </w:rPr>
+              <w:t>0.730</w:t>
+            </w:r>
+          </w:p>
+        </w:tc>
+        <w:tc>
+          <w:tcPr>
+            <w:tcW w:type="dxa" w:w="893"/>
+          </w:tcPr>
+          <w:p>
+            <w:r/>
+            <w:r>
+              <w:rPr>
+                <w:sz w:val="18"/>
+              </w:rPr>
+              <w:t>0.906</w:t>
+            </w:r>
+          </w:p>
+        </w:tc>
+        <w:tc>
+          <w:tcPr>
+            <w:tcW w:type="dxa" w:w="893"/>
+          </w:tcPr>
+          <w:p>
+            <w:r/>
+            <w:r>
+              <w:rPr>
+                <w:sz w:val="18"/>
+              </w:rPr>
+              <w:t>0.974</w:t>
+            </w:r>
+          </w:p>
+        </w:tc>
+        <w:tc>
+          <w:tcPr>
+            <w:tcW w:type="dxa" w:w="893"/>
+          </w:tcPr>
+          <w:p>
+            <w:r/>
+            <w:r>
+              <w:rPr>
+                <w:sz w:val="18"/>
+              </w:rPr>
+              <w:t>0.994</w:t>
+            </w:r>
+          </w:p>
+        </w:tc>
+        <w:tc>
+          <w:tcPr>
+            <w:tcW w:type="dxa" w:w="893"/>
+          </w:tcPr>
+          <w:p>
+            <w:r/>
+            <w:r>
+              <w:rPr>
+                <w:sz w:val="18"/>
+              </w:rPr>
+              <w:t>1.000</w:t>
+            </w:r>
+          </w:p>
+        </w:tc>
+      </w:tr>
+      <w:tr>
+        <w:tc>
+          <w:tcPr>
+            <w:tcW w:type="dxa" w:w="2592"/>
+          </w:tcPr>
+          <w:p>
+            <w:r/>
+            <w:r>
+              <w:rPr>
+                <w:sz w:val="18"/>
+              </w:rPr>
+              <w:t>1:2</w:t>
+            </w:r>
+          </w:p>
+        </w:tc>
+        <w:tc>
+          <w:tcPr>
+            <w:tcW w:type="dxa" w:w="893"/>
+          </w:tcPr>
+          <w:p>
+            <w:r/>
+            <w:r>
+              <w:rPr>
+                <w:sz w:val="18"/>
+              </w:rPr>
+              <w:t>0.504</w:t>
+            </w:r>
+          </w:p>
+        </w:tc>
+        <w:tc>
+          <w:tcPr>
+            <w:tcW w:type="dxa" w:w="893"/>
+          </w:tcPr>
+          <w:p>
+            <w:r/>
+            <w:r>
+              <w:rPr>
+                <w:sz w:val="18"/>
+              </w:rPr>
+              <w:t>0.754</w:t>
+            </w:r>
+          </w:p>
+        </w:tc>
+        <w:tc>
+          <w:tcPr>
+            <w:tcW w:type="dxa" w:w="893"/>
+          </w:tcPr>
+          <w:p>
+            <w:r/>
+            <w:r>
+              <w:rPr>
+                <w:sz w:val="18"/>
+              </w:rPr>
+              <w:t>0.918</w:t>
+            </w:r>
+          </w:p>
+        </w:tc>
+        <w:tc>
+          <w:tcPr>
+            <w:tcW w:type="dxa" w:w="893"/>
+          </w:tcPr>
+          <w:p>
+            <w:r/>
+            <w:r>
+              <w:rPr>
+                <w:sz w:val="18"/>
+              </w:rPr>
+              <w:t>0.978</w:t>
+            </w:r>
+          </w:p>
+        </w:tc>
+        <w:tc>
+          <w:tcPr>
+            <w:tcW w:type="dxa" w:w="893"/>
+          </w:tcPr>
+          <w:p>
+            <w:r/>
+            <w:r>
+              <w:rPr>
+                <w:sz w:val="18"/>
+              </w:rPr>
+              <w:t>0.994</w:t>
+            </w:r>
+          </w:p>
+        </w:tc>
+        <w:tc>
+          <w:tcPr>
+            <w:tcW w:type="dxa" w:w="893"/>
+          </w:tcPr>
+          <w:p>
+            <w:r/>
+            <w:r>
+              <w:rPr>
+                <w:sz w:val="18"/>
+              </w:rPr>
+              <w:t>1.000</w:t>
+            </w:r>
+          </w:p>
+        </w:tc>
+      </w:tr>
+      <w:tr>
+        <w:tc>
+          <w:tcPr>
+            <w:tcW w:type="dxa" w:w="2592"/>
+          </w:tcPr>
+          <w:p>
+            <w:r/>
+            <w:r>
+              <w:rPr>
+                <w:sz w:val="18"/>
+              </w:rPr>
+              <w:t>1:5</w:t>
+            </w:r>
+          </w:p>
+        </w:tc>
+        <w:tc>
+          <w:tcPr>
+            <w:tcW w:type="dxa" w:w="893"/>
+          </w:tcPr>
+          <w:p>
+            <w:r/>
+            <w:r>
+              <w:rPr>
+                <w:sz w:val="18"/>
+              </w:rPr>
+              <w:t>0.509</w:t>
+            </w:r>
+          </w:p>
+        </w:tc>
+        <w:tc>
+          <w:tcPr>
+            <w:tcW w:type="dxa" w:w="893"/>
+          </w:tcPr>
+          <w:p>
+            <w:r/>
+            <w:r>
+              <w:rPr>
+                <w:sz w:val="18"/>
+              </w:rPr>
+              <w:t>0.732</w:t>
+            </w:r>
+          </w:p>
+        </w:tc>
+        <w:tc>
+          <w:tcPr>
+            <w:tcW w:type="dxa" w:w="893"/>
+          </w:tcPr>
+          <w:p>
+            <w:r/>
+            <w:r>
+              <w:rPr>
+                <w:sz w:val="18"/>
+              </w:rPr>
+              <w:t>0.911</w:t>
+            </w:r>
+          </w:p>
+        </w:tc>
+        <w:tc>
+          <w:tcPr>
+            <w:tcW w:type="dxa" w:w="893"/>
+          </w:tcPr>
+          <w:p>
+            <w:r/>
+            <w:r>
+              <w:rPr>
+                <w:sz w:val="18"/>
+              </w:rPr>
+              <w:t>0.976</w:t>
+            </w:r>
+          </w:p>
+        </w:tc>
+        <w:tc>
+          <w:tcPr>
+            <w:tcW w:type="dxa" w:w="893"/>
+          </w:tcPr>
+          <w:p>
+            <w:r/>
+            <w:r>
+              <w:rPr>
+                <w:sz w:val="18"/>
+              </w:rPr>
+              <w:t>0.994</w:t>
+            </w:r>
+          </w:p>
+        </w:tc>
+        <w:tc>
+          <w:tcPr>
+            <w:tcW w:type="dxa" w:w="893"/>
+          </w:tcPr>
+          <w:p>
+            <w:r/>
+            <w:r>
+              <w:rPr>
+                <w:sz w:val="18"/>
+              </w:rPr>
+              <w:t>0.999</w:t>
+            </w:r>
+          </w:p>
+        </w:tc>
+      </w:tr>
+    </w:tbl>
+    <w:p/>
+    <w:p>
+      <w:pPr>
+        <w:pStyle w:val="Heading1"/>
+      </w:pPr>
+      <w:r>
+        <w:rPr>
+          <w:color w:val="0B3D5C"/>
+        </w:rPr>
+        <w:t>S7  Statistical reporting</w:t>
+      </w:r>
+    </w:p>
+    <w:p>
+      <w:r>
+        <w:rPr>
+          <w:sz w:val="22"/>
+        </w:rPr>
+        <w:t>All simulation figures are means over independent replications, each drawing a fresh dataset and refitting the model. Seeds are the replication index, beginning at 0, so every result is reproducible by re-running the corresponding function with its default arguments. Replication counts are 20 for the curve in Table 1, 8 for the invariance checks in Tables S1 and S2, 4 for the correction-validation grid in Table S3, 3 for the fine-grained sweep in Table S4 and 6 for the ratio check in Table S6. Intervals, where given, are 2.5th to 97.5th percentiles across replications rather than analytic approximations. Bootstrap intervals on the empirical results use 1,200 to 1,500 resamples of the pooled out-of-fold predictions.</w:t>
+      </w:r>
+    </w:p>
     <w:sectPr>
       <w:pgSz w:w="12240" w:h="15840"/>
       <w:pgMar w:top="1440" w:right="1800" w:bottom="1440" w:left="1800" w:header="720" w:footer="720" w:gutter="0"/>
